--- a/internal_doc/03.开发设计/驱动/Story-驱动优化（Java缓存cs及cl）.docx
+++ b/internal_doc/03.开发设计/驱动/Story-驱动优化（Java缓存cs及cl）.docx
@@ -10,7 +10,7 @@
         <w:rPr>
           <w:rFonts w:hint="eastAsia"/>
         </w:rPr>
-        <w:t>Java/C#</w:t>
+        <w:t>Java</w:t>
       </w:r>
       <w:r>
         <w:rPr>
@@ -172,7 +172,7 @@
         <w:rPr>
           <w:rFonts w:hint="eastAsia"/>
         </w:rPr>
-        <w:t xml:space="preserve"> Java/C#</w:t>
+        <w:t xml:space="preserve"> Java</w:t>
       </w:r>
       <w:r>
         <w:rPr>
@@ -391,7 +391,6 @@
     <w:p>
       <w:pPr>
         <w:rPr>
-          <w:rFonts w:hint="eastAsia"/>
           <w:color w:val="00B0F0"/>
         </w:rPr>
       </w:pPr>
@@ -481,11 +480,6 @@
       </w:r>
     </w:p>
     <w:p>
-      <w:pPr>
-        <w:rPr>
-          <w:rFonts w:hint="eastAsia"/>
-        </w:rPr>
-      </w:pPr>
       <w:r>
         <w:rPr>
           <w:rFonts w:hint="eastAsia"/>
@@ -500,11 +494,6 @@
       </w:r>
     </w:p>
     <w:p>
-      <w:pPr>
-        <w:rPr>
-          <w:rFonts w:hint="eastAsia"/>
-        </w:rPr>
-      </w:pPr>
       <w:r>
         <w:rPr>
           <w:rFonts w:hint="eastAsia"/>
@@ -567,11 +556,6 @@
       </w:r>
     </w:p>
     <w:p>
-      <w:pPr>
-        <w:rPr>
-          <w:rFonts w:hint="eastAsia"/>
-        </w:rPr>
-      </w:pPr>
       <w:r>
         <w:rPr>
           <w:rFonts w:hint="eastAsia"/>
@@ -949,9 +933,6 @@
           <w:p>
             <w:pPr>
               <w:ind w:left="0"/>
-              <w:rPr>
-                <w:rFonts w:hint="eastAsia"/>
-              </w:rPr>
             </w:pPr>
             <w:r>
               <w:rPr>
@@ -1087,9 +1068,6 @@
           <w:p>
             <w:pPr>
               <w:ind w:left="0"/>
-              <w:rPr>
-                <w:rFonts w:hint="eastAsia"/>
-              </w:rPr>
             </w:pPr>
             <w:r>
               <w:rPr>
@@ -1104,9 +1082,6 @@
     <w:p>
       <w:pPr>
         <w:ind w:left="0" w:firstLine="357"/>
-        <w:rPr>
-          <w:rFonts w:hint="eastAsia"/>
-        </w:rPr>
       </w:pPr>
       <w:r>
         <w:rPr>
@@ -1241,9 +1216,6 @@
           <w:p>
             <w:pPr>
               <w:ind w:left="0"/>
-              <w:rPr>
-                <w:rFonts w:hint="eastAsia"/>
-              </w:rPr>
             </w:pPr>
             <w:r>
               <w:rPr>
@@ -1262,9 +1234,6 @@
           <w:p>
             <w:pPr>
               <w:ind w:left="0"/>
-              <w:rPr>
-                <w:rFonts w:hint="eastAsia"/>
-              </w:rPr>
             </w:pPr>
             <w:r>
               <w:t>dropCollection</w:t>
@@ -1278,9 +1247,6 @@
           <w:p>
             <w:pPr>
               <w:ind w:left="0"/>
-              <w:rPr>
-                <w:rFonts w:hint="eastAsia"/>
-              </w:rPr>
             </w:pPr>
             <w:r>
               <w:rPr>
@@ -1297,9 +1263,6 @@
           <w:p>
             <w:pPr>
               <w:ind w:left="0"/>
-              <w:rPr>
-                <w:rFonts w:hint="eastAsia"/>
-              </w:rPr>
             </w:pPr>
             <w:r>
               <w:rPr>
@@ -1403,9 +1366,6 @@
     <w:p>
       <w:pPr>
         <w:ind w:left="0" w:firstLine="357"/>
-        <w:rPr>
-          <w:rFonts w:hint="eastAsia"/>
-        </w:rPr>
       </w:pPr>
     </w:p>
     <w:p>
@@ -4194,9 +4154,6 @@
                 <w:numId w:val="6"/>
               </w:numPr>
               <w:ind w:firstLineChars="0"/>
-              <w:rPr>
-                <w:rFonts w:hint="eastAsia"/>
-              </w:rPr>
             </w:pPr>
             <w:r>
               <w:t>J</w:t>
